--- a/flutter_more_documents/f24_flutter_extras_of_basic.docx
+++ b/flutter_more_documents/f24_flutter_extras_of_basic.docx
@@ -12574,15 +12574,19 @@
       <w:pPr>
         <w:jc w:val="both"/>
         <w:rPr>
-          <w:sz w:val="36"/>
-          <w:szCs w:val="36"/>
-        </w:rPr>
-      </w:pPr>
-    </w:p>
-    <w:p>
-      <w:pPr>
-        <w:jc w:val="both"/>
-        <w:rPr>
+          <w:b/>
+          <w:bCs/>
+          <w:sz w:val="36"/>
+          <w:szCs w:val="36"/>
+        </w:rPr>
+      </w:pPr>
+    </w:p>
+    <w:p>
+      <w:pPr>
+        <w:jc w:val="both"/>
+        <w:rPr>
+          <w:b/>
+          <w:bCs/>
           <w:sz w:val="36"/>
           <w:szCs w:val="36"/>
         </w:rPr>
